--- a/backend/templates/recibo_venda.docx
+++ b/backend/templates/recibo_venda.docx
@@ -118,196 +118,7 @@
           <w:szCs w:val="20"/>
           <w:lang w:val="pt-BR"/>
         </w:rPr>
-        <w:t xml:space="preserve">Eu, </w:t>
-      </w:r>
-      <w:r>
-        <w:rPr>
-          <w:rFonts w:ascii="Arial" w:hAnsi="Arial" w:cs="Arial"/>
-          <w:sz w:val="20"/>
-          <w:szCs w:val="20"/>
-          <w:lang w:val="pt-BR"/>
-        </w:rPr>
-        <w:t xml:space="preserve">{{Nome </w:t>
-      </w:r>
-      <w:r>
-        <w:rPr>
-          <w:rFonts w:ascii="Arial" w:hAnsi="Arial" w:cs="Arial"/>
-          <w:sz w:val="20"/>
-          <w:szCs w:val="20"/>
-          <w:lang w:val="pt-BR"/>
-        </w:rPr>
-        <w:t>do cliente</w:t>
-      </w:r>
-      <w:r>
-        <w:rPr>
-          <w:rFonts w:ascii="Arial" w:hAnsi="Arial" w:cs="Arial"/>
-          <w:sz w:val="20"/>
-          <w:szCs w:val="20"/>
-          <w:lang w:val="pt-BR"/>
-        </w:rPr>
-        <w:t>}}</w:t>
-      </w:r>
-      <w:r>
-        <w:rPr>
-          <w:rFonts w:ascii="Arial" w:hAnsi="Arial" w:cs="Arial"/>
-          <w:sz w:val="20"/>
-          <w:szCs w:val="20"/>
-          <w:lang w:val="pt-BR"/>
-        </w:rPr>
-        <w:t xml:space="preserve">, portador(a) da cédula de identidade RG nº </w:t>
-      </w:r>
-      <w:r>
-        <w:rPr>
-          <w:rFonts w:ascii="Arial" w:hAnsi="Arial" w:cs="Arial"/>
-          <w:sz w:val="20"/>
-          <w:szCs w:val="20"/>
-          <w:lang w:val="pt-BR"/>
-        </w:rPr>
-        <w:t>{{RG}}</w:t>
-      </w:r>
-      <w:r>
-        <w:rPr>
-          <w:rFonts w:ascii="Arial" w:hAnsi="Arial" w:cs="Arial"/>
-          <w:sz w:val="20"/>
-          <w:szCs w:val="20"/>
-          <w:lang w:val="pt-BR"/>
-        </w:rPr>
-        <w:t xml:space="preserve"> e CPF</w:t>
-      </w:r>
-      <w:r>
-        <w:rPr>
-          <w:rFonts w:ascii="Arial" w:hAnsi="Arial" w:cs="Arial"/>
-          <w:sz w:val="20"/>
-          <w:szCs w:val="20"/>
-          <w:lang w:val="pt-BR"/>
-        </w:rPr>
-        <w:t>/CNPJ</w:t>
-      </w:r>
-      <w:r>
-        <w:rPr>
-          <w:rFonts w:ascii="Arial" w:hAnsi="Arial" w:cs="Arial"/>
-          <w:sz w:val="20"/>
-          <w:szCs w:val="20"/>
-          <w:lang w:val="pt-BR"/>
-        </w:rPr>
-        <w:t xml:space="preserve"> nº </w:t>
-      </w:r>
-      <w:r>
-        <w:rPr>
-          <w:rFonts w:ascii="Arial" w:hAnsi="Arial" w:cs="Arial"/>
-          <w:sz w:val="20"/>
-          <w:szCs w:val="20"/>
-          <w:lang w:val="pt-BR"/>
-        </w:rPr>
-        <w:t>{{CPF</w:t>
-      </w:r>
-      <w:r>
-        <w:rPr>
-          <w:rFonts w:ascii="Arial" w:hAnsi="Arial" w:cs="Arial"/>
-          <w:sz w:val="20"/>
-          <w:szCs w:val="20"/>
-          <w:lang w:val="pt-BR"/>
-        </w:rPr>
-        <w:t>/CNPJ</w:t>
-      </w:r>
-      <w:r>
-        <w:rPr>
-          <w:rFonts w:ascii="Arial" w:hAnsi="Arial" w:cs="Arial"/>
-          <w:sz w:val="20"/>
-          <w:szCs w:val="20"/>
-          <w:lang w:val="pt-BR"/>
-        </w:rPr>
-        <w:t>}}</w:t>
-      </w:r>
-      <w:r>
-        <w:rPr>
-          <w:rFonts w:ascii="Arial" w:hAnsi="Arial" w:cs="Arial"/>
-          <w:sz w:val="20"/>
-          <w:szCs w:val="20"/>
-          <w:lang w:val="pt-BR"/>
-        </w:rPr>
-        <w:t xml:space="preserve">, residente e domiciliado na </w:t>
-      </w:r>
-      <w:r>
-        <w:rPr>
-          <w:rFonts w:ascii="Arial" w:hAnsi="Arial" w:cs="Arial"/>
-          <w:sz w:val="20"/>
-          <w:szCs w:val="20"/>
-          <w:lang w:val="pt-BR"/>
-        </w:rPr>
-        <w:t>{{</w:t>
-      </w:r>
-      <w:r>
-        <w:rPr>
-          <w:rFonts w:ascii="Arial" w:hAnsi="Arial" w:cs="Arial"/>
-          <w:sz w:val="20"/>
-          <w:szCs w:val="20"/>
-          <w:lang w:val="pt-BR"/>
-        </w:rPr>
-        <w:t xml:space="preserve">Rua/Av}}, </w:t>
-      </w:r>
-      <w:r>
-        <w:rPr>
-          <w:rFonts w:ascii="Arial" w:hAnsi="Arial" w:cs="Arial"/>
-          <w:sz w:val="20"/>
-          <w:szCs w:val="20"/>
-          <w:lang w:val="pt-BR"/>
-        </w:rPr>
-        <w:t>{{Número}}, {{Bairro}}, {{Cidade</w:t>
-      </w:r>
-      <w:r>
-        <w:rPr>
-          <w:rFonts w:ascii="Arial" w:hAnsi="Arial" w:cs="Arial"/>
-          <w:sz w:val="20"/>
-          <w:szCs w:val="20"/>
-          <w:lang w:val="pt-BR"/>
-        </w:rPr>
-        <w:t>}}</w:t>
-      </w:r>
-      <w:r>
-        <w:rPr>
-          <w:rFonts w:ascii="Arial" w:hAnsi="Arial" w:cs="Arial"/>
-          <w:sz w:val="20"/>
-          <w:szCs w:val="20"/>
-          <w:lang w:val="pt-BR"/>
-        </w:rPr>
-        <w:t xml:space="preserve"> – {{Estado}} </w:t>
-      </w:r>
-      <w:r>
-        <w:rPr>
-          <w:rFonts w:ascii="Arial" w:hAnsi="Arial" w:cs="Arial"/>
-          <w:sz w:val="20"/>
-          <w:szCs w:val="20"/>
-          <w:lang w:val="pt-BR"/>
-        </w:rPr>
-        <w:t xml:space="preserve">– </w:t>
-      </w:r>
-      <w:r>
-        <w:rPr>
-          <w:rFonts w:ascii="Arial" w:hAnsi="Arial" w:cs="Arial"/>
-          <w:sz w:val="20"/>
-          <w:szCs w:val="20"/>
-          <w:lang w:val="pt-BR"/>
-        </w:rPr>
-        <w:t>Cep</w:t>
-      </w:r>
-      <w:r>
-        <w:rPr>
-          <w:rFonts w:ascii="Arial" w:hAnsi="Arial" w:cs="Arial"/>
-          <w:sz w:val="20"/>
-          <w:szCs w:val="20"/>
-          <w:lang w:val="pt-BR"/>
-        </w:rPr>
-        <w:t>:{{Cep}}</w:t>
-      </w:r>
-      <w:r>
-        <w:rPr>
-          <w:rFonts w:ascii="Arial" w:hAnsi="Arial" w:cs="Arial"/>
-          <w:sz w:val="20"/>
-          <w:szCs w:val="20"/>
-          <w:lang w:val="pt-BR"/>
-        </w:rPr>
-        <w:t>.</w:t>
+        <w:t xml:space="preserve">Eu, {{Nome do cliente}}, portador(a) da cédula de identidade RG nº {{RG}} e CPF/CNPJ nº {{CPF/CNPJ}}, residente e domiciliado na {{Rua/Av}}, {{Número}}, {{Bairro}}, {{Cidade}} – {{Estado}} – Cep:{{Cep}}.</w:t>
       </w:r>
     </w:p>
     <w:p>
@@ -327,242 +138,7 @@
           <w:szCs w:val="20"/>
           <w:lang w:val="pt-BR"/>
         </w:rPr>
-        <w:br/>
-        <w:t>Declaro para os devidos fins civis, administrativos e criminais que, a partir desta data, me responsabilizo por qualquer ato praticado na condução do veículo da marca</w:t>
-      </w:r>
-      <w:r>
-        <w:rPr>
-          <w:rFonts w:ascii="Arial" w:hAnsi="Arial" w:cs="Arial"/>
-          <w:sz w:val="20"/>
-          <w:szCs w:val="20"/>
-          <w:lang w:val="pt-BR"/>
-        </w:rPr>
-        <w:t>:</w:t>
-      </w:r>
-      <w:r>
-        <w:rPr>
-          <w:rFonts w:ascii="Arial" w:hAnsi="Arial" w:cs="Arial"/>
-          <w:sz w:val="20"/>
-          <w:szCs w:val="20"/>
-          <w:lang w:val="pt-BR"/>
-        </w:rPr>
-        <w:t xml:space="preserve"> </w:t>
-      </w:r>
-      <w:r>
-        <w:rPr>
-          <w:rFonts w:ascii="Arial" w:hAnsi="Arial" w:cs="Arial"/>
-          <w:sz w:val="20"/>
-          <w:szCs w:val="20"/>
-          <w:lang w:val="pt-BR"/>
-        </w:rPr>
-        <w:t>{{Marca}}</w:t>
-      </w:r>
-      <w:r>
-        <w:rPr>
-          <w:rFonts w:ascii="Arial" w:hAnsi="Arial" w:cs="Arial"/>
-          <w:sz w:val="20"/>
-          <w:szCs w:val="20"/>
-          <w:lang w:val="pt-BR"/>
-        </w:rPr>
-        <w:t xml:space="preserve">, </w:t>
-      </w:r>
-      <w:r>
-        <w:rPr>
-          <w:rFonts w:ascii="Arial" w:hAnsi="Arial" w:cs="Arial"/>
-          <w:sz w:val="20"/>
-          <w:szCs w:val="20"/>
-          <w:lang w:val="pt-BR"/>
-        </w:rPr>
-        <w:t xml:space="preserve">modelo: </w:t>
-      </w:r>
-      <w:r>
-        <w:rPr>
-          <w:rFonts w:ascii="Arial" w:hAnsi="Arial" w:cs="Arial"/>
-          <w:sz w:val="20"/>
-          <w:szCs w:val="20"/>
-          <w:lang w:val="pt-BR"/>
-        </w:rPr>
-        <w:t>{{</w:t>
-      </w:r>
-      <w:r>
-        <w:rPr>
-          <w:rFonts w:ascii="Arial" w:hAnsi="Arial" w:cs="Arial"/>
-          <w:sz w:val="20"/>
-          <w:szCs w:val="20"/>
-          <w:lang w:val="pt-BR"/>
-        </w:rPr>
-        <w:t>Modelo</w:t>
-      </w:r>
-      <w:r>
-        <w:rPr>
-          <w:rFonts w:ascii="Arial" w:hAnsi="Arial" w:cs="Arial"/>
-          <w:sz w:val="20"/>
-          <w:szCs w:val="20"/>
-          <w:lang w:val="pt-BR"/>
-        </w:rPr>
-        <w:t xml:space="preserve">}}, </w:t>
-      </w:r>
-      <w:r>
-        <w:rPr>
-          <w:rFonts w:ascii="Arial" w:hAnsi="Arial" w:cs="Arial"/>
-          <w:sz w:val="20"/>
-          <w:szCs w:val="20"/>
-          <w:lang w:val="pt-BR"/>
-        </w:rPr>
-        <w:t xml:space="preserve">Versão: </w:t>
-      </w:r>
-      <w:r>
-        <w:rPr>
-          <w:rFonts w:ascii="Arial" w:hAnsi="Arial" w:cs="Arial"/>
-          <w:sz w:val="20"/>
-          <w:szCs w:val="20"/>
-          <w:lang w:val="pt-BR"/>
-        </w:rPr>
-        <w:t>{{</w:t>
-      </w:r>
-      <w:r>
-        <w:rPr>
-          <w:rFonts w:ascii="Arial" w:hAnsi="Arial" w:cs="Arial"/>
-          <w:sz w:val="20"/>
-          <w:szCs w:val="20"/>
-          <w:lang w:val="pt-BR"/>
-        </w:rPr>
-        <w:t>Versão}}</w:t>
-      </w:r>
-      <w:r>
-        <w:rPr>
-          <w:rFonts w:ascii="Arial" w:hAnsi="Arial" w:cs="Arial"/>
-          <w:sz w:val="20"/>
-          <w:szCs w:val="20"/>
-          <w:lang w:val="pt-BR"/>
-        </w:rPr>
-        <w:t xml:space="preserve">, </w:t>
-      </w:r>
-      <w:r>
-        <w:rPr>
-          <w:rFonts w:ascii="Arial" w:hAnsi="Arial" w:cs="Arial"/>
-          <w:sz w:val="20"/>
-          <w:szCs w:val="20"/>
-          <w:lang w:val="pt-BR"/>
-        </w:rPr>
-        <w:t>a</w:t>
-      </w:r>
-      <w:r>
-        <w:rPr>
-          <w:rFonts w:ascii="Arial" w:hAnsi="Arial" w:cs="Arial"/>
-          <w:sz w:val="20"/>
-          <w:szCs w:val="20"/>
-          <w:lang w:val="pt-BR"/>
-        </w:rPr>
-        <w:t>no</w:t>
-      </w:r>
-      <w:r>
-        <w:rPr>
-          <w:rFonts w:ascii="Arial" w:hAnsi="Arial" w:cs="Arial"/>
-          <w:sz w:val="20"/>
-          <w:szCs w:val="20"/>
-          <w:lang w:val="pt-BR"/>
-        </w:rPr>
-        <w:t>:</w:t>
-      </w:r>
-      <w:r>
-        <w:rPr>
-          <w:rFonts w:ascii="Arial" w:hAnsi="Arial" w:cs="Arial"/>
-          <w:sz w:val="20"/>
-          <w:szCs w:val="20"/>
-          <w:lang w:val="pt-BR"/>
-        </w:rPr>
-        <w:t xml:space="preserve"> {{</w:t>
-      </w:r>
-      <w:r>
-        <w:rPr>
-          <w:rFonts w:ascii="Arial" w:hAnsi="Arial" w:cs="Arial"/>
-          <w:sz w:val="20"/>
-          <w:szCs w:val="20"/>
-          <w:lang w:val="pt-BR"/>
-        </w:rPr>
-        <w:t>Ano</w:t>
-      </w:r>
-      <w:r>
-        <w:rPr>
-          <w:rFonts w:ascii="Arial" w:hAnsi="Arial" w:cs="Arial"/>
-          <w:sz w:val="20"/>
-          <w:szCs w:val="20"/>
-          <w:lang w:val="pt-BR"/>
-        </w:rPr>
-        <w:t xml:space="preserve"> Fabricação</w:t>
-      </w:r>
-      <w:r>
-        <w:rPr>
-          <w:rFonts w:ascii="Arial" w:hAnsi="Arial" w:cs="Arial"/>
-          <w:sz w:val="20"/>
-          <w:szCs w:val="20"/>
-          <w:lang w:val="pt-BR"/>
-        </w:rPr>
-        <w:t>}}</w:t>
-      </w:r>
-      <w:r>
-        <w:rPr>
-          <w:rFonts w:ascii="Arial" w:hAnsi="Arial" w:cs="Arial"/>
-          <w:sz w:val="20"/>
-          <w:szCs w:val="20"/>
-          <w:lang w:val="pt-BR"/>
-        </w:rPr>
-        <w:t xml:space="preserve"> / </w:t>
-      </w:r>
-      <w:r>
-        <w:rPr>
-          <w:rFonts w:ascii="Arial" w:hAnsi="Arial" w:cs="Arial"/>
-          <w:sz w:val="20"/>
-          <w:szCs w:val="20"/>
-          <w:lang w:val="pt-BR"/>
-        </w:rPr>
-        <w:t>{{Ano Modelo}}</w:t>
-      </w:r>
-      <w:r>
-        <w:rPr>
-          <w:rFonts w:ascii="Arial" w:hAnsi="Arial" w:cs="Arial"/>
-          <w:sz w:val="20"/>
-          <w:szCs w:val="20"/>
-          <w:lang w:val="pt-BR"/>
-        </w:rPr>
-        <w:t xml:space="preserve">, </w:t>
-      </w:r>
-      <w:r>
-        <w:rPr>
-          <w:rFonts w:ascii="Arial" w:hAnsi="Arial" w:cs="Arial"/>
-          <w:sz w:val="20"/>
-          <w:szCs w:val="20"/>
-          <w:lang w:val="pt-BR"/>
-        </w:rPr>
-        <w:t>na cor: {{cor}}</w:t>
-      </w:r>
-      <w:r>
-        <w:rPr>
-          <w:rFonts w:ascii="Arial" w:hAnsi="Arial" w:cs="Arial"/>
-          <w:sz w:val="20"/>
-          <w:szCs w:val="20"/>
-          <w:lang w:val="pt-BR"/>
-        </w:rPr>
-        <w:t>, placa: {{Placa}}, chassi</w:t>
-      </w:r>
-      <w:r>
-        <w:rPr>
-          <w:rFonts w:ascii="Arial" w:hAnsi="Arial" w:cs="Arial"/>
-          <w:sz w:val="20"/>
-          <w:szCs w:val="20"/>
-          <w:lang w:val="pt-BR"/>
-        </w:rPr>
-        <w:t xml:space="preserve"> nº: {{Chassi}}</w:t>
-      </w:r>
-      <w:r>
-        <w:rPr>
-          <w:rFonts w:ascii="Arial" w:hAnsi="Arial" w:cs="Arial"/>
-          <w:sz w:val="20"/>
-          <w:szCs w:val="20"/>
-          <w:lang w:val="pt-BR"/>
-        </w:rPr>
-        <w:t>, bem como pela propriedade do mesmo, adquirida de JTS INTERMEDIAÇÕES E NEGOCIOS LTDA, CNPJ nº 48.573.595/0001-09, sediada na AV ANTON PHILIPS, nº 186, bairro VILA HERMINIA, cidade GUARULHOS, estado SP, que neste ato transfere a mim também a posse do bem acima descrito.</w:t>
+        <w:t xml:space="preserve">Declaro para os devidos fins civis, administrativos e criminais que, a partir desta data, me responsabilizo por qualquer ato praticado na condução do veículo da marca: {{Marca}}, modelo: {{Modelo}}, Versão: {{Versão}}, ano: {{Ano Fabricação}} / {{Ano Modelo}}, na cor: {{cor}}, placa: {{Placa}}, chassi nº: {{Chassi}}, bem como pela propriedade do mesmo, adquirida de JTS INTERMEDIAÇÕES E NEGOCIOS LTDA, CNPJ nº 48.573.595/0001-09, sediada na AV ANTON PHILIPS, nº 186, bairro VILA HERMINIA, cidade GUARULHOS, estado SP, que neste ato transfere a mim também a posse do bem acima descrito.</w:t>
       </w:r>
     </w:p>
     <w:p>
@@ -757,41 +333,10 @@
       <w:r>
         <w:rPr>
           <w:b/>
-          <w:lang w:val="pt-BR"/>
-        </w:rPr>
-        <w:t xml:space="preserve">GUARULHOS, </w:t>
-      </w:r>
-      <w:r>
-        <w:rPr>
-          <w:b/>
           <w:color w:val="auto"/>
           <w:lang w:val="pt-BR"/>
         </w:rPr>
-        <w:t>{{</w:t>
-      </w:r>
-      <w:r>
-        <w:rPr>
-          <w:b/>
-          <w:color w:val="auto"/>
-          <w:lang w:val="pt-BR"/>
-        </w:rPr>
-        <w:t>D</w:t>
-      </w:r>
-      <w:r>
-        <w:rPr>
-          <w:b/>
-          <w:color w:val="auto"/>
-          <w:lang w:val="pt-BR"/>
-        </w:rPr>
-        <w:t>ata da Venda}}</w:t>
-      </w:r>
-      <w:r>
-        <w:rPr>
-          <w:b/>
-          <w:color w:val="auto"/>
-          <w:lang w:val="pt-BR"/>
-        </w:rPr>
-        <w:t>.</w:t>
+        <w:t xml:space="preserve">GUARULHOS, {{Data da Venda}}.</w:t>
       </w:r>
     </w:p>
     <w:p>
@@ -804,80 +349,10 @@
       </w:pPr>
       <w:r>
         <w:rPr>
-          <w:b/>
-          <w:lang w:val="pt-BR"/>
-        </w:rPr>
-        <w:br/>
-      </w:r>
-      <w:r>
-        <w:rPr>
-          <w:lang w:val="pt-BR"/>
-        </w:rPr>
-        <w:t>_________________________________________</w:t>
-      </w:r>
-      <w:r>
-        <w:rPr>
-          <w:lang w:val="pt-BR"/>
-        </w:rPr>
-        <w:br/>
-      </w:r>
-      <w:r>
-        <w:rPr>
           <w:color w:val="auto"/>
           <w:lang w:val="pt-BR"/>
         </w:rPr>
-        <w:t>{{Nome do cliente}}</w:t>
-      </w:r>
-      <w:r>
-        <w:rPr>
-          <w:color w:val="auto"/>
-          <w:lang w:val="pt-BR"/>
-        </w:rPr>
-        <w:br/>
-        <w:t xml:space="preserve">CPF: </w:t>
-      </w:r>
-      <w:r>
-        <w:rPr>
-          <w:color w:val="auto"/>
-          <w:lang w:val="pt-BR"/>
-        </w:rPr>
-        <w:t>{{CPF/</w:t>
-      </w:r>
-      <w:r>
-        <w:rPr>
-          <w:color w:val="auto"/>
-          <w:lang w:val="pt-BR"/>
-        </w:rPr>
-        <w:t>CNPJ}}</w:t>
-      </w:r>
-      <w:r>
-        <w:rPr>
-          <w:color w:val="auto"/>
-          <w:lang w:val="pt-BR"/>
-        </w:rPr>
-        <w:br/>
-      </w:r>
-      <w:r>
-        <w:rPr>
-          <w:color w:val="auto"/>
-          <w:lang w:val="pt-BR"/>
-        </w:rPr>
-        <w:br/>
-        <w:t xml:space="preserve">KM na Retirada: </w:t>
-      </w:r>
-      <w:r>
-        <w:rPr>
-          <w:color w:val="auto"/>
-          <w:lang w:val="pt-BR"/>
-        </w:rPr>
-        <w:t>{{KM</w:t>
-      </w:r>
-      <w:r>
-        <w:rPr>
-          <w:color w:val="auto"/>
-          <w:lang w:val="pt-BR"/>
-        </w:rPr>
-        <w:t>}}</w:t>
+        <w:t xml:space="preserve">_________________________________________{{Nome do cliente}}CPF: {{CPF/CNPJ}}KM na Retirada: {{KM}}</w:t>
       </w:r>
     </w:p>
     <w:sectPr>

--- a/backend/templates/recibo_venda.docx
+++ b/backend/templates/recibo_venda.docx
@@ -42,63 +42,7 @@
           <w:szCs w:val="18"/>
           <w:lang w:val="pt-BR"/>
         </w:rPr>
-        <w:t>CNPJ: 48.573.595/0001-09</w:t>
-      </w:r>
-      <w:r>
-        <w:rPr>
-          <w:color w:val="555555"/>
-          <w:sz w:val="18"/>
-          <w:szCs w:val="18"/>
-          <w:lang w:val="pt-BR"/>
-        </w:rPr>
-        <w:br/>
-        <w:t>Av. Anton Philips, 186, Vila Hermínia - Guarulhos - SP</w:t>
-      </w:r>
-      <w:r>
-        <w:rPr>
-          <w:color w:val="555555"/>
-          <w:sz w:val="18"/>
-          <w:szCs w:val="18"/>
-          <w:lang w:val="pt-BR"/>
-        </w:rPr>
-        <w:br/>
-        <w:t>Tel: (11) 9588-15059</w:t>
-      </w:r>
-    </w:p>
-    <w:p>
-      <w:pPr>
-        <w:pStyle w:val="Ttulo1"/>
-        <w:pBdr>
-          <w:bottom w:val="single" w:sz="6" w:space="4" w:color="1B365D"/>
-        </w:pBdr>
-        <w:spacing w:before="240" w:after="240"/>
-        <w:jc w:val="center"/>
-        <w:rPr>
-          <w:color w:val="808080" w:themeColor="background1" w:themeShade="80"/>
-          <w:sz w:val="24"/>
-          <w:szCs w:val="24"/>
-          <w:lang w:val="pt-BR"/>
-        </w:rPr>
-      </w:pPr>
-      <w:r>
-        <w:rPr>
-          <w:rFonts w:ascii="Arial" w:hAnsi="Arial"/>
-          <w:color w:val="808080" w:themeColor="background1" w:themeShade="80"/>
-          <w:sz w:val="24"/>
-          <w:szCs w:val="24"/>
-          <w:lang w:val="pt-BR"/>
-        </w:rPr>
-        <w:t xml:space="preserve">RECIBO DE VENDA E TERMO DE RESPONSABILIDADE </w:t>
-      </w:r>
-      <w:r>
-        <w:rPr>
-          <w:rFonts w:ascii="Arial" w:hAnsi="Arial"/>
-          <w:color w:val="808080" w:themeColor="background1" w:themeShade="80"/>
-          <w:sz w:val="24"/>
-          <w:szCs w:val="24"/>
-          <w:lang w:val="pt-BR"/>
-        </w:rPr>
-        <w:t>SOBRE MULTA</w:t>
+        <w:t>CNPJ: 48.573.595/0001-09RECIBO DE VENDA E TERMO DE RESPONSABILIDADE SOBRE MULTA</w:t>
       </w:r>
     </w:p>
     <w:p>
@@ -138,7 +82,8 @@
           <w:szCs w:val="20"/>
           <w:lang w:val="pt-BR"/>
         </w:rPr>
-        <w:t xml:space="preserve">Declaro para os devidos fins civis, administrativos e criminais que, a partir desta data, me responsabilizo por qualquer ato praticado na condução do veículo da marca: {{Marca}}, modelo: {{Modelo}}, Versão: {{Versão}}, ano: {{Ano Fabricação}} / {{Ano Modelo}}, na cor: {{cor}}, placa: {{Placa}}, chassi nº: {{Chassi}}, bem como pela propriedade do mesmo, adquirida de JTS INTERMEDIAÇÕES E NEGOCIOS LTDA, CNPJ nº 48.573.595/0001-09, sediada na AV ANTON PHILIPS, nº 186, bairro VILA HERMINIA, cidade GUARULHOS, estado SP, que neste ato transfere a mim também a posse do bem acima descrito.</w:t>
+        <w:br/>
+        <w:t>Declaro para os devidos fins civis, administrativos e criminais que, a partir desta data, me responsabilizo por qualquer ato praticado na condução do veículo da marca: {{Marca}}, modelo: {{Modelo}}, Versão: {{Versão}}, ano: {{Ano Fabricação}} / {{Ano Modelo}}, na cor: {{cor}}, placa: {{Placa}}, chassi nº: {{Chassi}}, bem como pela propriedade do mesmo, adquirida de JTS INTERMEDIAÇÕES E NEGOCIOS LTDA, CNPJ nº 48.573.595/0001-09, sediada na AV ANTON PHILIPS, nº 186, bairro VILA HERMINIA, cidade GUARULHOS, estado SP, que neste ato transfere a mim também a posse do bem acima descrito.</w:t>
       </w:r>
     </w:p>
     <w:p>
@@ -192,25 +137,7 @@
           <w:szCs w:val="20"/>
           <w:lang w:val="pt-BR"/>
         </w:rPr>
-        <w:t>Declaro também pelo presente termo, estar ciente de que o VEÍCULO, objeto do presente contrato, é produto que incide IPVA, DPVAT e TAXA DE LICENCIAMENTO ANUAL. Estou ciente que a empresa vendedora terá suas tributações Federal, Estadual e Municipal, tudo conforme a legislação vigente. Por final, estou ciente que o veículo encontra-se LIVRE E DESIMPEDIDO para referida alienação, estando com todos os seus tributos em dia, e que não consta qualquer IMPEDIMENTO JUDICIAL OU REGISTRO DE FURTO no registro do mesmo. Tudo em conformidade com a LEI 13.111/2015 e pesquisa impressa realizada junto ao DETRAN</w:t>
-      </w:r>
-      <w:r>
-        <w:rPr>
-          <w:rFonts w:ascii="Arial" w:hAnsi="Arial" w:cs="Arial"/>
-          <w:sz w:val="20"/>
-          <w:szCs w:val="20"/>
-          <w:lang w:val="pt-BR"/>
-        </w:rPr>
-        <w:t>, a qual exara minha ciência, que passa a fazer parte integrante do contrato</w:t>
-      </w:r>
-      <w:r>
-        <w:rPr>
-          <w:rFonts w:ascii="Arial" w:hAnsi="Arial" w:cs="Arial"/>
-          <w:sz w:val="20"/>
-          <w:szCs w:val="20"/>
-          <w:lang w:val="pt-BR"/>
-        </w:rPr>
-        <w:t>.</w:t>
+        <w:t>Declaro também pelo presente termo, estar ciente de que o VEÍCULO, objeto do presente contrato, é produto que incide IPVA, DPVAT e TAXA DE LICENCIAMENTO ANUAL. Estou ciente que a empresa vendedora terá suas tributações Federal, Estadual e Municipal, tudo conforme a legislação vigente. Por final, estou ciente que o veículo encontra-se LIVRE E DESIMPEDIDO para referida alienação, estando com todos os seus tributos em dia, e que não consta qualquer IMPEDIMENTO JUDICIAL OU REGISTRO DE FURTO no registro do mesmo. Tudo em conformidade com a LEI 13.111/2015 e pesquisa impressa realizada junto ao DETRAN, a qual exara minha ciência, que passa a fazer parte integrante do contrato.</w:t>
       </w:r>
     </w:p>
     <w:p>
@@ -230,26 +157,7 @@
           <w:szCs w:val="20"/>
           <w:lang w:val="pt-BR"/>
         </w:rPr>
-        <w:t xml:space="preserve"> </w:t>
-      </w:r>
-      <w:r>
-        <w:rPr>
-          <w:rFonts w:ascii="Arial" w:hAnsi="Arial" w:cs="Arial"/>
-          <w:sz w:val="20"/>
-          <w:szCs w:val="20"/>
-          <w:lang w:val="pt-BR"/>
-        </w:rPr>
-        <w:br/>
-        <w:t>Em caso de aparecimento de multas de trânsito posteriores à data da venda, mas com data de infração anterior à de retirada do veículo, fica acordado que a LOJA será a única e exclusiva RESPONSÁVEL para quitação destas pendências dentro do prazo de 30 (trinta) dias úteis após a notificação por escrito do atual proprietário. Em caso de pagamento antecipado sem prévia autorização da LOJA, fica desde já acertado que a mesma não será OBRIGADA a ressarcir quaisquer valores</w:t>
-      </w:r>
-      <w:r>
-        <w:rPr>
-          <w:rFonts w:ascii="Arial" w:hAnsi="Arial" w:cs="Arial"/>
-          <w:sz w:val="20"/>
-          <w:szCs w:val="20"/>
-          <w:lang w:val="pt-BR"/>
-        </w:rPr>
-        <w:t xml:space="preserve"> anteriores a estes tipos de débitos.</w:t>
+        <w:t xml:space="preserve">  anteriores a estes tipos de débitos.</w:t>
       </w:r>
     </w:p>
     <w:p>
@@ -269,25 +177,7 @@
           <w:szCs w:val="20"/>
           <w:lang w:val="pt-BR"/>
         </w:rPr>
-        <w:t xml:space="preserve">DECLARO que estou em concordância com todas as informações acima e, no caso de existir alguma pendência acerca dos débitos informados. Assinando este TERMO em duas vias. O presente termo isenta o vendedor das responsabilidades inerentes a infrações de </w:t>
-      </w:r>
-      <w:r>
-        <w:rPr>
-          <w:rFonts w:ascii="Arial" w:hAnsi="Arial" w:cs="Arial"/>
-          <w:sz w:val="20"/>
-          <w:szCs w:val="20"/>
-          <w:lang w:val="pt-BR"/>
-        </w:rPr>
-        <w:t>trânsito</w:t>
-      </w:r>
-      <w:r>
-        <w:rPr>
-          <w:rFonts w:ascii="Arial" w:hAnsi="Arial" w:cs="Arial"/>
-          <w:sz w:val="20"/>
-          <w:szCs w:val="20"/>
-          <w:lang w:val="pt-BR"/>
-        </w:rPr>
-        <w:t xml:space="preserve"> cometidas após a data de assinatura deste documento. </w:t>
+        <w:t xml:space="preserve">DECLARO que estou em concordância com todas as informações acima e, no caso de existir alguma pendência acerca dos débitos informados. Assinando este TERMO em duas vias. O presente termo isenta o vendedor das responsabilidades inerentes a infrações de trânsito cometidas após a data de assinatura deste documento. </w:t>
       </w:r>
     </w:p>
     <w:p>
@@ -333,7 +223,6 @@
       <w:r>
         <w:rPr>
           <w:b/>
-          <w:color w:val="auto"/>
           <w:lang w:val="pt-BR"/>
         </w:rPr>
         <w:t xml:space="preserve">GUARULHOS, {{Data da Venda}}.</w:t>
@@ -349,10 +238,16 @@
       </w:pPr>
       <w:r>
         <w:rPr>
-          <w:color w:val="auto"/>
+          <w:b/>
           <w:lang w:val="pt-BR"/>
         </w:rPr>
-        <w:t xml:space="preserve">_________________________________________{{Nome do cliente}}CPF: {{CPF/CNPJ}}KM na Retirada: {{KM}}</w:t>
+        <w:br/>
+      </w:r>
+      <w:r>
+        <w:rPr>
+          <w:lang w:val="pt-BR"/>
+        </w:rPr>
+        <w:t>_________________________________________{{Nome do cliente}}{{CPF/CNPJ}}{{KM}}</w:t>
       </w:r>
     </w:p>
     <w:sectPr>

--- a/backend/templates/recibo_venda.docx
+++ b/backend/templates/recibo_venda.docx
@@ -98,11 +98,6 @@
           <w:lang w:val="pt-BR"/>
         </w:rPr>
         <w:br/>
-      </w:r>
-      <w:r>
-        <w:rPr>
-          <w:lang w:val="pt-BR"/>
-        </w:rPr>
         <w:br/>
       </w:r>
       <w:r>
@@ -247,7 +242,28 @@
         <w:rPr>
           <w:lang w:val="pt-BR"/>
         </w:rPr>
-        <w:t>_________________________________________{{Nome do cliente}}{{CPF/CNPJ}}{{KM}}</w:t>
+        <w:t>_________________________________________</w:t>
+      </w:r>
+      <w:r>
+        <w:rPr>
+          <w:lang w:val="pt-BR"/>
+        </w:rPr>
+        <w:br/>
+        <w:t>{{Nome do cliente}}</w:t>
+      </w:r>
+      <w:r>
+        <w:rPr>
+          <w:lang w:val="pt-BR"/>
+        </w:rPr>
+        <w:br/>
+        <w:t>{{CPF/CNPJ}}</w:t>
+      </w:r>
+      <w:r>
+        <w:rPr>
+          <w:lang w:val="pt-BR"/>
+        </w:rPr>
+        <w:br/>
+        <w:t>{{KM}}</w:t>
       </w:r>
     </w:p>
     <w:sectPr>

--- a/backend/templates/recibo_venda.docx
+++ b/backend/templates/recibo_venda.docx
@@ -263,7 +263,7 @@
           <w:lang w:val="pt-BR"/>
         </w:rPr>
         <w:br/>
-        <w:t>{{KM}}</w:t>
+        <w:t>KM: {{KM}}</w:t>
       </w:r>
     </w:p>
     <w:sectPr>
